--- a/docassemble/LSLettersEmails/data/templates/Letterhead-client-postalmethods.docx
+++ b/docassemble/LSLettersEmails/data/templates/Letterhead-client-postalmethods.docx
@@ -1,6 +1,6 @@
 
 <file path=word/document.xml><?xml version="1.0" encoding="utf-8"?>
-<w:document xmlns:wpc="http://schemas.microsoft.com/office/word/2010/wordprocessingCanvas" xmlns:cx="http://schemas.microsoft.com/office/drawing/2014/chartex" xmlns:cx1="http://schemas.microsoft.com/office/drawing/2015/9/8/chartex" xmlns:cx2="http://schemas.microsoft.com/office/drawing/2015/10/21/chartex" xmlns:cx3="http://schemas.microsoft.com/office/drawing/2016/5/9/chartex" xmlns:cx4="http://schemas.microsoft.com/office/drawing/2016/5/10/chartex" xmlns:cx5="http://schemas.microsoft.com/office/drawing/2016/5/11/chartex" xmlns:cx6="http://schemas.microsoft.com/office/drawing/2016/5/12/chartex" xmlns:cx7="http://schemas.microsoft.com/office/drawing/2016/5/13/chartex" xmlns:cx8="http://schemas.microsoft.com/office/drawing/2016/5/14/chartex" xmlns:mc="http://schemas.openxmlformats.org/markup-compatibility/2006" xmlns:aink="http://schemas.microsoft.com/office/drawing/2016/ink" xmlns:am3d="http://schemas.microsoft.com/office/drawing/2017/model3d" xmlns:o="urn:schemas-microsoft-com:office:office" xmlns:oel="http://schemas.microsoft.com/office/2019/extlst" xmlns:r="http://schemas.openxmlformats.org/officeDocument/2006/relationships" xmlns:m="http://schemas.openxmlformats.org/officeDocument/2006/math" xmlns:v="urn:schemas-microsoft-com:vml" xmlns:wp14="http://schemas.microsoft.com/office/word/2010/wordprocessingDrawing" xmlns:wp="http://schemas.openxmlformats.org/drawingml/2006/wordprocessingDrawing" xmlns:w10="urn:schemas-microsoft-com:office:word" xmlns:w="http://schemas.openxmlformats.org/wordprocessingml/2006/main" xmlns:w14="http://schemas.microsoft.com/office/word/2010/wordml" xmlns:w15="http://schemas.microsoft.com/office/word/2012/wordml" xmlns:w16cex="http://schemas.microsoft.com/office/word/2018/wordml/cex" xmlns:w16cid="http://schemas.microsoft.com/office/word/2016/wordml/cid" xmlns:w16="http://schemas.microsoft.com/office/word/2018/wordml" xmlns:w16sdtdh="http://schemas.microsoft.com/office/word/2020/wordml/sdtdatahash" xmlns:w16se="http://schemas.microsoft.com/office/word/2015/wordml/symex" xmlns:wpg="http://schemas.microsoft.com/office/word/2010/wordprocessingGroup" xmlns:wpi="http://schemas.microsoft.com/office/word/2010/wordprocessingInk" xmlns:wne="http://schemas.microsoft.com/office/word/2006/wordml" xmlns:wps="http://schemas.microsoft.com/office/word/2010/wordprocessingShape" mc:Ignorable="w14 w15 w16se w16cid w16 w16cex w16sdtdh wp14">
+<w:document xmlns:wpc="http://schemas.microsoft.com/office/word/2010/wordprocessingCanvas" xmlns:cx="http://schemas.microsoft.com/office/drawing/2014/chartex" xmlns:cx1="http://schemas.microsoft.com/office/drawing/2015/9/8/chartex" xmlns:cx2="http://schemas.microsoft.com/office/drawing/2015/10/21/chartex" xmlns:cx3="http://schemas.microsoft.com/office/drawing/2016/5/9/chartex" xmlns:cx4="http://schemas.microsoft.com/office/drawing/2016/5/10/chartex" xmlns:cx5="http://schemas.microsoft.com/office/drawing/2016/5/11/chartex" xmlns:cx6="http://schemas.microsoft.com/office/drawing/2016/5/12/chartex" xmlns:cx7="http://schemas.microsoft.com/office/drawing/2016/5/13/chartex" xmlns:cx8="http://schemas.microsoft.com/office/drawing/2016/5/14/chartex" xmlns:mc="http://schemas.openxmlformats.org/markup-compatibility/2006" xmlns:aink="http://schemas.microsoft.com/office/drawing/2016/ink" xmlns:am3d="http://schemas.microsoft.com/office/drawing/2017/model3d" xmlns:o="urn:schemas-microsoft-com:office:office" xmlns:oel="http://schemas.microsoft.com/office/2019/extlst" xmlns:r="http://schemas.openxmlformats.org/officeDocument/2006/relationships" xmlns:m="http://schemas.openxmlformats.org/officeDocument/2006/math" xmlns:v="urn:schemas-microsoft-com:vml" xmlns:wp14="http://schemas.microsoft.com/office/word/2010/wordprocessingDrawing" xmlns:wp="http://schemas.openxmlformats.org/drawingml/2006/wordprocessingDrawing" xmlns:w10="urn:schemas-microsoft-com:office:word" xmlns:w="http://schemas.openxmlformats.org/wordprocessingml/2006/main" xmlns:w14="http://schemas.microsoft.com/office/word/2010/wordml" xmlns:w15="http://schemas.microsoft.com/office/word/2012/wordml" xmlns:w16cex="http://schemas.microsoft.com/office/word/2018/wordml/cex" xmlns:w16cid="http://schemas.microsoft.com/office/word/2016/wordml/cid" xmlns:w16="http://schemas.microsoft.com/office/word/2018/wordml" xmlns:w16du="http://schemas.microsoft.com/office/word/2023/wordml/word16du" xmlns:w16sdtdh="http://schemas.microsoft.com/office/word/2020/wordml/sdtdatahash" xmlns:w16sdtfl="http://schemas.microsoft.com/office/word/2024/wordml/sdtformatlock" xmlns:w16se="http://schemas.microsoft.com/office/word/2015/wordml/symex" xmlns:wpg="http://schemas.microsoft.com/office/word/2010/wordprocessingGroup" xmlns:wpi="http://schemas.microsoft.com/office/word/2010/wordprocessingInk" xmlns:wne="http://schemas.microsoft.com/office/word/2006/wordml" xmlns:wps="http://schemas.microsoft.com/office/word/2010/wordprocessingShape" mc:Ignorable="w14 w15 w16se w16cid w16 w16cex w16sdtdh w16sdtfl w16du wp14">
   <w:body>
     <w:p>
       <w:r>
@@ -87,15 +87,7 @@
                               <w:ind w:left="720" w:firstLine="720"/>
                             </w:pPr>
                             <w:r>
-                              <w:t xml:space="preserve">1111 </w:t>
-                            </w:r>
-                            <w:proofErr w:type="spellStart"/>
-                            <w:r>
-                              <w:t>Bagby</w:t>
-                            </w:r>
-                            <w:proofErr w:type="spellEnd"/>
-                            <w:r>
-                              <w:t>, Suite FLB 300</w:t>
+                              <w:t>1000 Louisiana St, Suite 3600</w:t>
                             </w:r>
                           </w:p>
                           <w:p>
@@ -122,11 +114,11 @@
           </mc:Choice>
           <mc:Fallback>
             <w:pict>
-              <v:shapetype w14:anchorId="071AD624" id="_x0000_t202" coordsize="21600,21600" o:spt="202" path="m,l,21600r21600,l21600,xe">
+              <v:shapetype w14:anchorId="7B19E4B2" id="_x0000_t202" coordsize="21600,21600" o:spt="202" path="m,l,21600r21600,l21600,xe">
                 <v:stroke joinstyle="miter"/>
                 <v:path gradientshapeok="t" o:connecttype="rect"/>
               </v:shapetype>
-              <v:shape id="Text Box 9" o:spid="_x0000_s1026" type="#_x0000_t202" style="position:absolute;margin-left:0;margin-top:3.7pt;width:234pt;height:56.9pt;z-index:251660287;visibility:visible;mso-wrap-style:square;mso-wrap-distance-left:9pt;mso-wrap-distance-top:0;mso-wrap-distance-right:9pt;mso-wrap-distance-bottom:0;mso-position-horizontal:absolute;mso-position-horizontal-relative:text;mso-position-vertical:absolute;mso-position-vertical-relative:text;v-text-anchor:top" o:gfxdata="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" stroked="f" strokecolor="#f2f2f2" strokeweight=".5pt">
+              <v:shape id="Text Box 9" o:spid="_x0000_s1026" type="#_x0000_t202" style="position:absolute;margin-left:0;margin-top:3.7pt;width:234pt;height:56.9pt;z-index:251660287;visibility:visible;mso-wrap-style:square;mso-wrap-distance-left:9pt;mso-wrap-distance-top:0;mso-wrap-distance-right:9pt;mso-wrap-distance-bottom:0;mso-position-horizontal:absolute;mso-position-horizontal-relative:text;mso-position-vertical:absolute;mso-position-vertical-relative:text;v-text-anchor:top" o:gfxdata="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" stroked="f" strokecolor="#f2f2f2" strokeweight=".5pt">
                 <v:shadow color="#868686"/>
                 <v:textbox inset=".72pt,.72pt,.72pt,.72pt">
                   <w:txbxContent>
@@ -137,11 +129,7 @@
                         <w:ind w:left="720" w:firstLine="720"/>
                       </w:pPr>
                       <w:r>
-                        <w:t>Hou</w:t>
-                      </w:r>
-                      <w:bookmarkStart w:id="1" w:name="_GoBack"/>
-                      <w:r>
-                        <w:t>ston Volunteer Lawyers</w:t>
+                        <w:t>Houston Volunteer Lawyers</w:t>
                       </w:r>
                     </w:p>
                     <w:p>
@@ -151,19 +139,7 @@
                         <w:ind w:left="720" w:firstLine="720"/>
                       </w:pPr>
                       <w:r>
-                        <w:t xml:space="preserve">1111 </w:t>
-                      </w:r>
-                      <w:proofErr w:type="spellStart"/>
-                      <w:r>
-                        <w:t>Bagby</w:t>
-                      </w:r>
-                      <w:proofErr w:type="spellEnd"/>
-                      <w:r>
-                        <w:t>, Suite F</w:t>
-                      </w:r>
-                      <w:bookmarkEnd w:id="1"/>
-                      <w:r>
-                        <w:t>LB 300</w:t>
+                        <w:t>1000 Louisiana St, Suite 3600</w:t>
                       </w:r>
                     </w:p>
                     <w:p>
@@ -337,7 +313,7 @@
                                     <pic:cNvPicPr/>
                                   </pic:nvPicPr>
                                   <pic:blipFill>
-                                    <a:blip r:embed="rId4">
+                                    <a:blip r:embed="rId5">
                                       <a:extLst>
                                         <a:ext uri="{28A0092B-C50C-407E-A947-70E740481C1C}">
                                           <a14:useLocalDpi xmlns:a14="http://schemas.microsoft.com/office/drawing/2010/main" val="0"/>
@@ -431,34 +407,16 @@
                             <w:pPr>
                               <w:pStyle w:val="NoSpacing"/>
                             </w:pPr>
-                            <w:proofErr w:type="gramStart"/>
                             <w:r>
-                              <w:t>{{ client</w:t>
-                            </w:r>
-                            <w:proofErr w:type="gramEnd"/>
-                            <w:r>
-                              <w:t xml:space="preserve"> }}</w:t>
+                              <w:t>{{ client }}</w:t>
                             </w:r>
                           </w:p>
                           <w:p>
                             <w:pPr>
                               <w:pStyle w:val="NoSpacing"/>
                             </w:pPr>
-                            <w:proofErr w:type="gramStart"/>
                             <w:r>
-                              <w:t xml:space="preserve">{{ </w:t>
-                            </w:r>
-                            <w:proofErr w:type="spellStart"/>
-                            <w:r>
-                              <w:t>client</w:t>
-                            </w:r>
-                            <w:proofErr w:type="gramEnd"/>
-                            <w:r>
-                              <w:t>.address.block</w:t>
-                            </w:r>
-                            <w:proofErr w:type="spellEnd"/>
-                            <w:r>
-                              <w:t>() }}</w:t>
+                              <w:t>{{ client.address.block() }}</w:t>
                             </w:r>
                           </w:p>
                         </w:txbxContent>
@@ -626,7 +584,7 @@
 </file>
 
 <file path=word/styles.xml><?xml version="1.0" encoding="utf-8"?>
-<w:styles xmlns:mc="http://schemas.openxmlformats.org/markup-compatibility/2006" xmlns:r="http://schemas.openxmlformats.org/officeDocument/2006/relationships" xmlns:w="http://schemas.openxmlformats.org/wordprocessingml/2006/main" xmlns:w14="http://schemas.microsoft.com/office/word/2010/wordml" xmlns:w15="http://schemas.microsoft.com/office/word/2012/wordml" xmlns:w16cex="http://schemas.microsoft.com/office/word/2018/wordml/cex" xmlns:w16cid="http://schemas.microsoft.com/office/word/2016/wordml/cid" xmlns:w16="http://schemas.microsoft.com/office/word/2018/wordml" xmlns:w16sdtdh="http://schemas.microsoft.com/office/word/2020/wordml/sdtdatahash" xmlns:w16se="http://schemas.microsoft.com/office/word/2015/wordml/symex" mc:Ignorable="w14 w15 w16se w16cid w16 w16cex w16sdtdh">
+<w:styles xmlns:mc="http://schemas.openxmlformats.org/markup-compatibility/2006" xmlns:r="http://schemas.openxmlformats.org/officeDocument/2006/relationships" xmlns:w="http://schemas.openxmlformats.org/wordprocessingml/2006/main" xmlns:w14="http://schemas.microsoft.com/office/word/2010/wordml" xmlns:w15="http://schemas.microsoft.com/office/word/2012/wordml" xmlns:w16cex="http://schemas.microsoft.com/office/word/2018/wordml/cex" xmlns:w16cid="http://schemas.microsoft.com/office/word/2016/wordml/cid" xmlns:w16="http://schemas.microsoft.com/office/word/2018/wordml" xmlns:w16du="http://schemas.microsoft.com/office/word/2023/wordml/word16du" xmlns:w16sdtdh="http://schemas.microsoft.com/office/word/2020/wordml/sdtdatahash" xmlns:w16sdtfl="http://schemas.microsoft.com/office/word/2024/wordml/sdtformatlock" xmlns:w16se="http://schemas.microsoft.com/office/word/2015/wordml/symex" mc:Ignorable="w14 w15 w16se w16cid w16 w16cex w16sdtdh w16sdtfl w16du">
   <w:docDefaults>
     <w:rPrDefault>
       <w:rPr>
@@ -748,6 +706,7 @@
     <w:lsdException w:name="HTML Sample" w:semiHidden="1" w:unhideWhenUsed="1"/>
     <w:lsdException w:name="HTML Typewriter" w:semiHidden="1" w:unhideWhenUsed="1"/>
     <w:lsdException w:name="HTML Variable" w:semiHidden="1" w:unhideWhenUsed="1"/>
+    <w:lsdException w:name="Normal Table" w:semiHidden="1" w:unhideWhenUsed="1"/>
     <w:lsdException w:name="annotation subject" w:semiHidden="1" w:unhideWhenUsed="1"/>
     <w:lsdException w:name="No List" w:semiHidden="1" w:unhideWhenUsed="1"/>
     <w:lsdException w:name="Outline List 1" w:semiHidden="1" w:unhideWhenUsed="1"/>
@@ -790,8 +749,11 @@
     <w:lsdException w:name="Table Contemporary" w:semiHidden="1" w:unhideWhenUsed="1"/>
     <w:lsdException w:name="Table Elegant" w:semiHidden="1" w:unhideWhenUsed="1"/>
     <w:lsdException w:name="Table Professional" w:semiHidden="1" w:unhideWhenUsed="1"/>
+    <w:lsdException w:name="Table Subtle 1" w:semiHidden="1" w:unhideWhenUsed="1"/>
     <w:lsdException w:name="Table Subtle 2" w:semiHidden="1" w:unhideWhenUsed="1"/>
     <w:lsdException w:name="Table Web 1" w:semiHidden="1" w:unhideWhenUsed="1"/>
+    <w:lsdException w:name="Table Web 2" w:semiHidden="1" w:unhideWhenUsed="1"/>
+    <w:lsdException w:name="Table Web 3" w:semiHidden="1" w:unhideWhenUsed="1"/>
     <w:lsdException w:name="Balloon Text" w:semiHidden="1" w:unhideWhenUsed="1"/>
     <w:lsdException w:name="Table Grid" w:uiPriority="39"/>
     <w:lsdException w:name="Table Theme" w:semiHidden="1" w:unhideWhenUsed="1"/>
